--- a/pipeline/ArchitectureDesignAndAudit/ProviderPipeline_LowLevelDesign_v47.docx
+++ b/pipeline/ArchitectureDesignAndAudit/ProviderPipeline_LowLevelDesign_v47.docx
@@ -11152,7 +11152,7 @@
       </w:pPr>
       <w:r>
         <w:lastRenderedPageBreak/>
-        <w:t>5.2.15 Urban flag (RETIRED 2026-07-30)</w:t>
+        <w:t>5.2.15 Urban marker</w:t>
       </w:r>
     </w:p>
     <w:p>
@@ -11160,7 +11160,7 @@
         <w:rPr>
           <w:b/>
         </w:rPr>
-        <w:t>Retired. RUCC data is now stamped as an integer (1-9) by county_enrichment (§5.2.14) directly into practice_addresses[i].county.rucc alongside fips/name/source. Front-end consumers apply their own urban/rural threshold at query time. The prior boolean urban field is preserved in the schema for historical-record compatibility only; no new records populate it.</w:t>
+        <w:t>Purpose. Stamp county.urban on every address the county cascade resolves. The pipeline owns this marker: EPIC-006-F-025 requires the Provider Detail panel to display the urban marker from county.urban for every address row, and states that it is owned by the pipeline’s RUCC pass and re-stamped on each full load. It is not a consumer-side threshold. The algorithm is the one v34 through v39 carried unchanged: stamp urban=true where RUCC is in {1, 2, 3}, else urban=false. Where RUCC is absent, county.urban is absent: it is never defaulted to false, because false asserts rural and absent asserts nothing.</w:t>
       </w:r>
     </w:p>
     <w:p>
@@ -11168,7 +11168,7 @@
         <w:rPr>
           <w:b/>
         </w:rPr>
-        <w:t>REQ anchors. EPIC-010-F-103-S-005-REQ-B-001, REQ-B-002 (semantics now delivered by county_enrichment).</w:t>
+        <w:t>REQ anchors. EPIC-006-F-025-S-001 (panel displays the urban marker), EPIC-006-F-025-S-002 (marker owned by the pipeline, preserved verbatim on write-back). The previously cited EPIC-010-F-103-S-005-REQ-B-001 and REQ-B-002 do not exist in the backlog.</w:t>
       </w:r>
     </w:p>
     <w:p>
@@ -11176,7 +11176,7 @@
         <w:rPr>
           <w:b/>
         </w:rPr>
-        <w:t>Fan-out. n/a - step deleted from orchestrator STEPS.</w:t>
+        <w:t>Fan-out. Per-state, with county_enrichment: the marker is stamped in the same pass that resolves the RUCC, on the address already in hand.</w:t>
       </w:r>
     </w:p>
     <w:p>
@@ -11184,7 +11184,7 @@
         <w:rPr>
           <w:b/>
         </w:rPr>
-        <w:t>Sub-steps. n/a - see §5.2.14 for RUCC lookup path.</w:t>
+        <w:t>Sub-steps. Two markers are stamped, one per address and one per provider. Per address: for every practice address the cascade resolves, derive county.urban from county.rucc and stamp both together, urban=true where RUCC is in {1, 2, 3}, else false. Where no RUCC resolves, county.urban is absent rather than false, which EPIC-006-F-025 already expects the panel to render. Per provider: the record carries a single urban marker taken from the MOST URBAN of all its practice addresses. A provider with three practice locations in three counties is urban if any one of them is metropolitan, because they can be reached there. Most urban is the LOWEST RUCC -- the scale runs 1 (metro, one million and above) to 9 (rural, not adjacent to a metro area) -- so the rollup is a minimum across the practice addresses and not a maximum. Absent when no practice address resolved a RUCC, because false would assert rural of a provider the pipeline has not placed.</w:t>
       </w:r>
     </w:p>
     <w:p>

--- a/pipeline/ArchitectureDesignAndAudit/ProviderPipeline_LowLevelDesign_v47.docx
+++ b/pipeline/ArchitectureDesignAndAudit/ProviderPipeline_LowLevelDesign_v47.docx
@@ -11176,7 +11176,7 @@
         <w:rPr>
           <w:b/>
         </w:rPr>
-        <w:t>Fan-out. Per-state, with county_enrichment: the marker is stamped in the same pass that resolves the RUCC, on the address already in hand.</w:t>
+        <w:t>Fan-out. Per-state, as its own step after county_enrichment. It was folded into that step to save a second pass over the addresses; it is separate so its work, its timing and its failure appear on the run rather than inside another step. The whole state is one updateMany carrying an aggregation pipeline: the marker is a function of a field each document already holds, so the server derives it in place and no document crosses the wire.</w:t>
       </w:r>
     </w:p>
     <w:p>
